--- a/Web-технологии/lab9/lab9.docx
+++ b/Web-технологии/lab9/lab9.docx
@@ -864,6 +864,7 @@
       <w:r>
         <w:rPr>
           <w:rFonts w:ascii="Times New Roman" w:hAnsi="Times New Roman" w:cs="Times New Roman"/>
+          <w:noProof/>
           <w:sz w:val="28"/>
           <w:szCs w:val="24"/>
         </w:rPr>
@@ -1058,6 +1059,7 @@
       <w:r>
         <w:rPr>
           <w:rFonts w:ascii="Times New Roman" w:hAnsi="Times New Roman" w:cs="Times New Roman"/>
+          <w:noProof/>
           <w:sz w:val="28"/>
           <w:szCs w:val="28"/>
         </w:rPr>
@@ -1218,6 +1220,7 @@
           <w:rFonts w:ascii="Times New Roman" w:hAnsi="Times New Roman" w:cs="Times New Roman"/>
           <w:b/>
           <w:bCs/>
+          <w:noProof/>
           <w:sz w:val="28"/>
           <w:szCs w:val="28"/>
         </w:rPr>
@@ -1360,15 +1363,7 @@
           <w:sz w:val="28"/>
           <w:szCs w:val="24"/>
         </w:rPr>
-        <w:t>Наполнение контентом</w:t>
-      </w:r>
-      <w:r>
-        <w:rPr>
-          <w:rFonts w:ascii="Times New Roman" w:hAnsi="Times New Roman" w:cs="Times New Roman"/>
-          <w:sz w:val="28"/>
-          <w:szCs w:val="24"/>
-        </w:rPr>
-        <w:t>.</w:t>
+        <w:t>Наполнение контентом.</w:t>
       </w:r>
     </w:p>
     <w:p>
@@ -1376,6 +1371,9 @@
         <w:jc w:val="center"/>
       </w:pPr>
       <w:r>
+        <w:rPr>
+          <w:noProof/>
+        </w:rPr>
         <w:drawing>
           <wp:inline distT="0" distB="0" distL="0" distR="0" wp14:anchorId="03FE06D3" wp14:editId="481FE22E">
             <wp:extent cx="5940425" cy="4361180"/>
@@ -1578,6 +1576,7 @@
       <w:r>
         <w:rPr>
           <w:rFonts w:ascii="Times New Roman" w:hAnsi="Times New Roman" w:cs="Times New Roman"/>
+          <w:noProof/>
           <w:color w:val="000000" w:themeColor="text1"/>
           <w:sz w:val="24"/>
           <w:szCs w:val="24"/>
@@ -1732,6 +1731,25 @@
         </w:rPr>
         <w:t xml:space="preserve"> Публикация сайта</w:t>
       </w:r>
+      <w:r>
+        <w:rPr>
+          <w:rFonts w:ascii="Times New Roman" w:hAnsi="Times New Roman" w:cs="Times New Roman"/>
+          <w:sz w:val="28"/>
+          <w:szCs w:val="24"/>
+        </w:rPr>
+        <w:t xml:space="preserve"> </w:t>
+      </w:r>
+      <w:hyperlink r:id="rId13" w:history="1">
+        <w:r>
+          <w:rPr>
+            <w:rStyle w:val="af1"/>
+            <w:rFonts w:ascii="Times New Roman" w:hAnsi="Times New Roman" w:cs="Times New Roman"/>
+            <w:sz w:val="28"/>
+            <w:szCs w:val="24"/>
+          </w:rPr>
+          <w:t>https://canotorii352627.tilda.ws/</w:t>
+        </w:r>
+      </w:hyperlink>
     </w:p>
     <w:p>
       <w:pPr>
@@ -1750,6 +1768,7 @@
           <w:rFonts w:ascii="Times New Roman" w:hAnsi="Times New Roman" w:cs="Times New Roman"/>
           <w:b/>
           <w:bCs/>
+          <w:noProof/>
           <w:sz w:val="36"/>
           <w:szCs w:val="36"/>
         </w:rPr>
@@ -1769,7 +1788,7 @@
                     <pic:cNvPicPr/>
                   </pic:nvPicPr>
                   <pic:blipFill>
-                    <a:blip r:embed="rId13"/>
+                    <a:blip r:embed="rId14"/>
                     <a:stretch>
                       <a:fillRect/>
                     </a:stretch>
